--- a/pr-preview/pr-257/model-validation-handout.docx
+++ b/pr-preview/pr-257/model-validation-handout.docx
@@ -15,7 +15,7 @@
         <w:pStyle w:val="Date"/>
       </w:pPr>
       <w:r>
-        <w:t xml:space="preserve">Last modified: 2026-10-16 05:26:23 (PDT)</w:t>
+        <w:t xml:space="preserve">Last modified: 2026-10-16 10:01:37 (PDT)</w:t>
       </w:r>
     </w:p>
     <w:bookmarkStart w:id="17" w:name="sec-data-sets"/>
@@ -5483,7 +5483,7 @@
             <m:rPr>
               <m:sty m:val="p"/>
             </m:rPr>
-            <m:t>RMSE</m:t>
+            <m:t>sRMSE</m:t>
           </m:r>
           <m:r>
             <m:t>​</m:t>
@@ -5540,7 +5540,7 @@
                 <m:rPr>
                   <m:sty m:val="p"/>
                 </m:rPr>
-                <m:t>MSE</m:t>
+                <m:t>sMSE</m:t>
               </m:r>
               <m:r>
                 <m:t>​</m:t>
